--- a/Trabajos/Despliegue de Aplicaciones Web/Plantilla.docx
+++ b/Trabajos/Despliegue de Aplicaciones Web/Plantilla.docx
@@ -117,6 +117,7 @@
                                     <w:dataBinding w:prefixMappings="xmlns:ns0='http://purl.org/dc/elements/1.1/' xmlns:ns1='http://schemas.openxmlformats.org/package/2006/metadata/core-properties' " w:xpath="/ns1:coreProperties[1]/ns0:title[1]" w:storeItemID="{6C3C8BC8-F283-45AE-878A-BAB7291924A1}"/>
                                     <w:text/>
                                   </w:sdtPr>
+                                  <w:sdtEndPr/>
                                   <w:sdtContent>
                                     <w:r>
                                       <w:rPr>
@@ -918,6 +919,10 @@
         <w:spacing w:after="240"/>
       </w:pPr>
       <w:r>
+        <w:rPr>
+          <w:noProof/>
+          <w:lang w:eastAsia="es-ES"/>
+        </w:rPr>
         <w:drawing>
           <wp:inline distT="0" distB="0" distL="0" distR="0" wp14:anchorId="37F906D2" wp14:editId="67878AEA">
             <wp:extent cx="5400040" cy="3035935"/>
@@ -968,6 +973,10 @@
         <w:spacing w:after="240"/>
       </w:pPr>
       <w:r>
+        <w:rPr>
+          <w:noProof/>
+          <w:lang w:eastAsia="es-ES"/>
+        </w:rPr>
         <w:drawing>
           <wp:inline distT="0" distB="0" distL="0" distR="0" wp14:anchorId="55E93109" wp14:editId="6E0B1409">
             <wp:extent cx="5400040" cy="3045460"/>
@@ -1018,6 +1027,10 @@
         <w:spacing w:after="240"/>
       </w:pPr>
       <w:r>
+        <w:rPr>
+          <w:noProof/>
+          <w:lang w:eastAsia="es-ES"/>
+        </w:rPr>
         <w:lastRenderedPageBreak/>
         <w:drawing>
           <wp:inline distT="0" distB="0" distL="0" distR="0" wp14:anchorId="3A0CA172" wp14:editId="119A55C7">
@@ -1085,6 +1098,10 @@
         <w:spacing w:after="240"/>
       </w:pPr>
       <w:r>
+        <w:rPr>
+          <w:noProof/>
+          <w:lang w:eastAsia="es-ES"/>
+        </w:rPr>
         <w:drawing>
           <wp:inline distT="0" distB="0" distL="0" distR="0" wp14:anchorId="68D97215" wp14:editId="78FA71B5">
             <wp:extent cx="5400040" cy="3035935"/>
@@ -1135,6 +1152,10 @@
         <w:spacing w:after="240"/>
       </w:pPr>
       <w:r>
+        <w:rPr>
+          <w:noProof/>
+          <w:lang w:eastAsia="es-ES"/>
+        </w:rPr>
         <w:lastRenderedPageBreak/>
         <w:drawing>
           <wp:inline distT="0" distB="0" distL="0" distR="0" wp14:anchorId="3AE9240A" wp14:editId="1D187411">
@@ -1207,6 +1228,10 @@
         <w:spacing w:after="240"/>
       </w:pPr>
       <w:r>
+        <w:rPr>
+          <w:noProof/>
+          <w:lang w:eastAsia="es-ES"/>
+        </w:rPr>
         <w:drawing>
           <wp:inline distT="0" distB="0" distL="0" distR="0" wp14:anchorId="4E29813F" wp14:editId="29503C42">
             <wp:extent cx="5400040" cy="4036695"/>
@@ -1266,6 +1291,10 @@
         <w:spacing w:after="240"/>
       </w:pPr>
       <w:r>
+        <w:rPr>
+          <w:noProof/>
+          <w:lang w:eastAsia="es-ES"/>
+        </w:rPr>
         <w:drawing>
           <wp:inline distT="0" distB="0" distL="0" distR="0" wp14:anchorId="062478D0" wp14:editId="403B65F4">
             <wp:extent cx="5400040" cy="4081145"/>
@@ -1316,6 +1345,10 @@
         <w:spacing w:after="240"/>
       </w:pPr>
       <w:r>
+        <w:rPr>
+          <w:noProof/>
+          <w:lang w:eastAsia="es-ES"/>
+        </w:rPr>
         <w:lastRenderedPageBreak/>
         <w:drawing>
           <wp:inline distT="0" distB="0" distL="0" distR="0" wp14:anchorId="41C329CB" wp14:editId="772716A7">
@@ -1375,6 +1408,10 @@
         <w:spacing w:after="240"/>
       </w:pPr>
       <w:r>
+        <w:rPr>
+          <w:noProof/>
+          <w:lang w:eastAsia="es-ES"/>
+        </w:rPr>
         <w:drawing>
           <wp:inline distT="0" distB="0" distL="0" distR="0" wp14:anchorId="319CF091" wp14:editId="6CC5B3BA">
             <wp:extent cx="5400040" cy="4075430"/>
@@ -1442,6 +1479,10 @@
         <w:spacing w:after="240"/>
       </w:pPr>
       <w:r>
+        <w:rPr>
+          <w:noProof/>
+          <w:lang w:eastAsia="es-ES"/>
+        </w:rPr>
         <w:drawing>
           <wp:inline distT="0" distB="0" distL="0" distR="0" wp14:anchorId="2B857410" wp14:editId="7B69811B">
             <wp:extent cx="5400040" cy="4066540"/>
@@ -1489,25 +1530,251 @@
     </w:p>
     <w:p>
       <w:pPr>
+        <w:spacing w:after="240"/>
+      </w:pPr>
+      <w:r>
+        <w:drawing>
+          <wp:inline distT="0" distB="0" distL="0" distR="0" wp14:anchorId="4389CF6D" wp14:editId="4F1BF562">
+            <wp:extent cx="5400040" cy="3035935"/>
+            <wp:effectExtent l="0" t="0" r="0" b="0"/>
+            <wp:docPr id="7" name="Imagen 7"/>
+            <wp:cNvGraphicFramePr>
+              <a:graphicFrameLocks xmlns:a="http://schemas.openxmlformats.org/drawingml/2006/main" noChangeAspect="1"/>
+            </wp:cNvGraphicFramePr>
+            <a:graphic xmlns:a="http://schemas.openxmlformats.org/drawingml/2006/main">
+              <a:graphicData uri="http://schemas.openxmlformats.org/drawingml/2006/picture">
+                <pic:pic xmlns:pic="http://schemas.openxmlformats.org/drawingml/2006/picture">
+                  <pic:nvPicPr>
+                    <pic:cNvPr id="1" name=""/>
+                    <pic:cNvPicPr/>
+                  </pic:nvPicPr>
+                  <pic:blipFill>
+                    <a:blip r:embed="rId19"/>
+                    <a:stretch>
+                      <a:fillRect/>
+                    </a:stretch>
+                  </pic:blipFill>
+                  <pic:spPr>
+                    <a:xfrm>
+                      <a:off x="0" y="0"/>
+                      <a:ext cx="5400040" cy="3035935"/>
+                    </a:xfrm>
+                    <a:prstGeom prst="rect">
+                      <a:avLst/>
+                    </a:prstGeom>
+                  </pic:spPr>
+                </pic:pic>
+              </a:graphicData>
+            </a:graphic>
+          </wp:inline>
+        </w:drawing>
+      </w:r>
+    </w:p>
+    <w:p>
+      <w:pPr>
+        <w:spacing w:after="240"/>
+      </w:pPr>
+      <w:r>
+        <w:t xml:space="preserve">Página de bienvenida de </w:t>
+      </w:r>
+      <w:proofErr w:type="spellStart"/>
+      <w:r>
+        <w:t>WordPress</w:t>
+      </w:r>
+      <w:proofErr w:type="spellEnd"/>
+      <w:r>
+        <w:t xml:space="preserve"> en localhost.</w:t>
+      </w:r>
+    </w:p>
+    <w:p>
+      <w:pPr>
+        <w:spacing w:after="240"/>
+      </w:pPr>
+      <w:r>
+        <w:rPr>
+          <w:noProof/>
+          <w:lang w:eastAsia="es-ES"/>
+        </w:rPr>
+        <w:lastRenderedPageBreak/>
+        <w:drawing>
+          <wp:inline distT="0" distB="0" distL="0" distR="0" wp14:anchorId="13B00CF8" wp14:editId="1D645F68">
+            <wp:extent cx="5400040" cy="3035935"/>
+            <wp:effectExtent l="0" t="0" r="0" b="0"/>
+            <wp:docPr id="13" name="Imagen 13"/>
+            <wp:cNvGraphicFramePr>
+              <a:graphicFrameLocks xmlns:a="http://schemas.openxmlformats.org/drawingml/2006/main" noChangeAspect="1"/>
+            </wp:cNvGraphicFramePr>
+            <a:graphic xmlns:a="http://schemas.openxmlformats.org/drawingml/2006/main">
+              <a:graphicData uri="http://schemas.openxmlformats.org/drawingml/2006/picture">
+                <pic:pic xmlns:pic="http://schemas.openxmlformats.org/drawingml/2006/picture">
+                  <pic:nvPicPr>
+                    <pic:cNvPr id="1" name=""/>
+                    <pic:cNvPicPr/>
+                  </pic:nvPicPr>
+                  <pic:blipFill>
+                    <a:blip r:embed="rId20"/>
+                    <a:stretch>
+                      <a:fillRect/>
+                    </a:stretch>
+                  </pic:blipFill>
+                  <pic:spPr>
+                    <a:xfrm>
+                      <a:off x="0" y="0"/>
+                      <a:ext cx="5400040" cy="3035935"/>
+                    </a:xfrm>
+                    <a:prstGeom prst="rect">
+                      <a:avLst/>
+                    </a:prstGeom>
+                  </pic:spPr>
+                </pic:pic>
+              </a:graphicData>
+            </a:graphic>
+          </wp:inline>
+        </w:drawing>
+      </w:r>
+    </w:p>
+    <w:p>
+      <w:pPr>
+        <w:spacing w:after="240"/>
+      </w:pPr>
+      <w:r>
+        <w:t xml:space="preserve">Menú de instalación de </w:t>
+      </w:r>
+      <w:proofErr w:type="spellStart"/>
+      <w:r>
+        <w:t>WordPress</w:t>
+      </w:r>
+      <w:proofErr w:type="spellEnd"/>
+      <w:r>
+        <w:t>.</w:t>
+      </w:r>
+    </w:p>
+    <w:p>
+      <w:pPr>
+        <w:spacing w:after="240"/>
+      </w:pPr>
+      <w:r>
+        <w:drawing>
+          <wp:inline distT="0" distB="0" distL="0" distR="0" wp14:anchorId="085C2551" wp14:editId="573B6839">
+            <wp:extent cx="4972744" cy="2210108"/>
+            <wp:effectExtent l="0" t="0" r="0" b="0"/>
+            <wp:docPr id="14" name="Imagen 14"/>
+            <wp:cNvGraphicFramePr>
+              <a:graphicFrameLocks xmlns:a="http://schemas.openxmlformats.org/drawingml/2006/main" noChangeAspect="1"/>
+            </wp:cNvGraphicFramePr>
+            <a:graphic xmlns:a="http://schemas.openxmlformats.org/drawingml/2006/main">
+              <a:graphicData uri="http://schemas.openxmlformats.org/drawingml/2006/picture">
+                <pic:pic xmlns:pic="http://schemas.openxmlformats.org/drawingml/2006/picture">
+                  <pic:nvPicPr>
+                    <pic:cNvPr id="1" name=""/>
+                    <pic:cNvPicPr/>
+                  </pic:nvPicPr>
+                  <pic:blipFill>
+                    <a:blip r:embed="rId21"/>
+                    <a:stretch>
+                      <a:fillRect/>
+                    </a:stretch>
+                  </pic:blipFill>
+                  <pic:spPr>
+                    <a:xfrm>
+                      <a:off x="0" y="0"/>
+                      <a:ext cx="4972744" cy="2210108"/>
+                    </a:xfrm>
+                    <a:prstGeom prst="rect">
+                      <a:avLst/>
+                    </a:prstGeom>
+                  </pic:spPr>
+                </pic:pic>
+              </a:graphicData>
+            </a:graphic>
+          </wp:inline>
+        </w:drawing>
+      </w:r>
+    </w:p>
+    <w:p>
+      <w:pPr>
+        <w:spacing w:after="240"/>
+      </w:pPr>
+      <w:r>
+        <w:lastRenderedPageBreak/>
+        <w:drawing>
+          <wp:inline distT="0" distB="0" distL="0" distR="0" wp14:anchorId="79F74692" wp14:editId="42CC3BDD">
+            <wp:extent cx="5400040" cy="3035935"/>
+            <wp:effectExtent l="0" t="0" r="0" b="0"/>
+            <wp:docPr id="15" name="Imagen 15"/>
+            <wp:cNvGraphicFramePr>
+              <a:graphicFrameLocks xmlns:a="http://schemas.openxmlformats.org/drawingml/2006/main" noChangeAspect="1"/>
+            </wp:cNvGraphicFramePr>
+            <a:graphic xmlns:a="http://schemas.openxmlformats.org/drawingml/2006/main">
+              <a:graphicData uri="http://schemas.openxmlformats.org/drawingml/2006/picture">
+                <pic:pic xmlns:pic="http://schemas.openxmlformats.org/drawingml/2006/picture">
+                  <pic:nvPicPr>
+                    <pic:cNvPr id="1" name=""/>
+                    <pic:cNvPicPr/>
+                  </pic:nvPicPr>
+                  <pic:blipFill>
+                    <a:blip r:embed="rId22"/>
+                    <a:stretch>
+                      <a:fillRect/>
+                    </a:stretch>
+                  </pic:blipFill>
+                  <pic:spPr>
+                    <a:xfrm>
+                      <a:off x="0" y="0"/>
+                      <a:ext cx="5400040" cy="3035935"/>
+                    </a:xfrm>
+                    <a:prstGeom prst="rect">
+                      <a:avLst/>
+                    </a:prstGeom>
+                  </pic:spPr>
+                </pic:pic>
+              </a:graphicData>
+            </a:graphic>
+          </wp:inline>
+        </w:drawing>
+      </w:r>
+    </w:p>
+    <w:p>
+      <w:pPr>
+        <w:spacing w:after="240"/>
+      </w:pPr>
+      <w:r>
+        <w:t xml:space="preserve">Página principal de </w:t>
+      </w:r>
+      <w:proofErr w:type="spellStart"/>
+      <w:r>
+        <w:t>WordPress</w:t>
+      </w:r>
+      <w:proofErr w:type="spellEnd"/>
+      <w:r>
+        <w:t>.</w:t>
+      </w:r>
+    </w:p>
+    <w:p>
+      <w:pPr>
+        <w:spacing w:after="240"/>
+      </w:pPr>
+      <w:bookmarkStart w:id="2" w:name="_GoBack"/>
+      <w:bookmarkEnd w:id="2"/>
+    </w:p>
+    <w:p>
+      <w:pPr>
         <w:pStyle w:val="Ttulo1"/>
         <w:spacing w:after="240"/>
         <w:rPr>
           <w:b/>
         </w:rPr>
       </w:pPr>
-      <w:bookmarkStart w:id="2" w:name="_Toc240648549"/>
+      <w:bookmarkStart w:id="3" w:name="_Toc240648549"/>
       <w:r>
         <w:t>Página web</w:t>
       </w:r>
-      <w:bookmarkEnd w:id="2"/>
-    </w:p>
-    <w:p>
-      <w:pPr>
-        <w:spacing w:after="240"/>
-      </w:pPr>
-      <w:r>
-        <w:t>Respuesta</w:t>
-      </w:r>
+      <w:bookmarkEnd w:id="3"/>
+    </w:p>
+    <w:p>
+      <w:pPr>
+        <w:spacing w:after="240"/>
+      </w:pPr>
     </w:p>
     <w:p>
       <w:pPr>
@@ -1567,13 +1834,7 @@
         <w:spacing w:after="240"/>
       </w:pPr>
       <w:r>
-        <w:t xml:space="preserve">Con XAMPP </w:t>
-      </w:r>
-      <w:r>
-        <w:t>se pueden</w:t>
-      </w:r>
-      <w:r>
-        <w:t xml:space="preserve"> </w:t>
+        <w:t xml:space="preserve">Con XAMPP se pueden </w:t>
       </w:r>
       <w:r>
         <w:t xml:space="preserve">ejecutar otros servicios y herramientas integrados en el paquete, como </w:t>
@@ -1606,13 +1867,8 @@
       </w:r>
       <w:proofErr w:type="spellEnd"/>
       <w:r>
-        <w:t xml:space="preserve"> de Java</w:t>
-      </w:r>
-      <w:r>
-        <w:t>.</w:t>
-      </w:r>
-      <w:bookmarkStart w:id="3" w:name="_GoBack"/>
-      <w:bookmarkEnd w:id="3"/>
+        <w:t xml:space="preserve"> de Java.</w:t>
+      </w:r>
       <w:r>
         <w:br w:type="page"/>
       </w:r>
@@ -1641,7 +1897,7 @@
       <w:r>
         <w:t xml:space="preserve">: </w:t>
       </w:r>
-      <w:hyperlink r:id="rId19" w:history="1">
+      <w:hyperlink r:id="rId23" w:history="1">
         <w:r>
           <w:rPr>
             <w:rStyle w:val="Hipervnculo"/>
@@ -1656,9 +1912,9 @@
       </w:pPr>
     </w:p>
     <w:sectPr>
-      <w:headerReference w:type="default" r:id="rId20"/>
-      <w:footerReference w:type="default" r:id="rId21"/>
-      <w:headerReference w:type="first" r:id="rId22"/>
+      <w:headerReference w:type="default" r:id="rId24"/>
+      <w:footerReference w:type="default" r:id="rId25"/>
+      <w:headerReference w:type="first" r:id="rId26"/>
       <w:pgSz w:w="11906" w:h="16838"/>
       <w:pgMar w:top="1417" w:right="1701" w:bottom="1417" w:left="1701" w:header="708" w:footer="708" w:gutter="0"/>
       <w:pgNumType w:start="0"/>
@@ -1724,7 +1980,7 @@
           <w:rPr>
             <w:noProof/>
           </w:rPr>
-          <w:t>6</w:t>
+          <w:t>9</w:t>
         </w:r>
         <w:r>
           <w:fldChar w:fldCharType="end"/>
@@ -2330,6 +2586,7 @@
   <w:style w:type="character" w:default="1" w:styleId="Fuentedeprrafopredeter">
     <w:name w:val="Default Paragraph Font"/>
     <w:uiPriority w:val="1"/>
+    <w:semiHidden/>
     <w:unhideWhenUsed/>
   </w:style>
   <w:style w:type="table" w:default="1" w:styleId="Tablanormal">
@@ -2809,7 +3066,7 @@
 </file>
 
 <file path=customXml/itemProps2.xml><?xml version="1.0" encoding="utf-8"?>
-<ds:datastoreItem xmlns:ds="http://schemas.openxmlformats.org/officeDocument/2006/customXml" ds:itemID="{B249CA50-AB39-44B3-8050-718BA1243A33}">
+<ds:datastoreItem xmlns:ds="http://schemas.openxmlformats.org/officeDocument/2006/customXml" ds:itemID="{81EF30DF-0CF0-4BED-91B9-C73EBCC330DA}">
   <ds:schemaRefs>
     <ds:schemaRef ds:uri="http://schemas.openxmlformats.org/officeDocument/2006/bibliography"/>
   </ds:schemaRefs>
